--- a/projects/bigdata-visualization/docs/《大数据可视化》课程设计报告.docx
+++ b/projects/bigdata-visualization/docs/《大数据可视化》课程设计报告.docx
@@ -8633,7 +8633,7 @@
           <w:color w:val="0563C1"/>
           <w:sz w:val="21"/>
         </w:rPr>
-        <w:t>https://github.com/juice094/edu-admin-pro/tree/main/projects/bigdata-visualization</w:t>
+        <w:t>https://github.com/juice094/student-era/tree/main/projects/bigdata-visualization</w:t>
       </w:r>
     </w:p>
     <w:p>
